--- a/DR/Задание тема 04.docx
+++ b/DR/Задание тема 04.docx
@@ -598,6 +598,11 @@
         <w:t>на известните</w:t>
       </w:r>
       <w:r>
+        <w:t xml:space="preserve"> решения</w:t>
+      </w:r>
+      <w:bookmarkStart w:id="0" w:name="_GoBack"/>
+      <w:bookmarkEnd w:id="0"/>
+      <w:r>
         <w:t>;</w:t>
       </w:r>
       <w:r>
@@ -1092,12 +1097,7 @@
         <w:t>К</w:t>
       </w:r>
       <w:r>
-        <w:t>раен срок</w:t>
-      </w:r>
-      <w:bookmarkStart w:id="0" w:name="_GoBack"/>
-      <w:bookmarkEnd w:id="0"/>
-      <w:r>
-        <w:t xml:space="preserve"> за предаване на дипломния проект</w:t>
+        <w:t>раен срок за предаване на дипломния проект</w:t>
       </w:r>
       <w:r>
         <w:t>:</w:t>
@@ -3882,7 +3882,7 @@
 </file>
 
 <file path=customXml/itemProps1.xml><?xml version="1.0" encoding="utf-8"?>
-<ds:datastoreItem xmlns:ds="http://schemas.openxmlformats.org/officeDocument/2006/customXml" ds:itemID="{4F93BE79-F45A-4751-9A0E-E21C012A7D6B}">
+<ds:datastoreItem xmlns:ds="http://schemas.openxmlformats.org/officeDocument/2006/customXml" ds:itemID="{0D63032E-8B33-484B-9DAC-D989AECF4CB2}">
   <ds:schemaRefs>
     <ds:schemaRef ds:uri="http://schemas.openxmlformats.org/officeDocument/2006/bibliography"/>
   </ds:schemaRefs>
